--- a/rapports/2026-06-06/EQ12/EQ12_enq2_v2/DR_043101000173/62-51-00-51.docx
+++ b/rapports/2026-06-06/EQ12/EQ12_enq2_v2/DR_043101000173/62-51-00-51.docx
@@ -297,7 +297,7 @@
           <w:color w:val="1F6FEB"/>
           <w:sz w:val="22"/>
         </w:rPr>
-        <w:t>⚠ INCOHÉRENCES À CORRIGER (74)</w:t>
+        <w:t>⚠ INCOHÉRENCES À CORRIGER (71)</w:t>
       </w:r>
     </w:p>
     <w:tbl>
@@ -845,7 +845,7 @@
                 <w:i w:val="0"/>
                 <w:sz w:val="17"/>
               </w:rPr>
-              <w:t>Incohérence!!! seulement les écoles privées paient les frais de scolarité (y compris les frais d'inscription).</w:t>
+              <w:t>Incohérence ! KHADY FALL frequente actuellement 2ème année de Primaire mais dit avoir reçu une bourse de 27000 FCFA.</w:t>
             </w:r>
           </w:p>
         </w:tc>
@@ -878,6 +878,906 @@
                 <w:i w:val="0"/>
                 <w:sz w:val="16"/>
               </w:rPr>
+              <w:t>S11</w:t>
+              <w:br/>
+            </w:r>
+            <w:r>
+              <w:rPr>
+                <w:b w:val="0"/>
+                <w:i w:val="0"/>
+                <w:color w:val="64748B"/>
+                <w:sz w:val="14"/>
+              </w:rPr>
+              <w:t>Logement / cadre de vie</w:t>
+            </w:r>
+          </w:p>
+        </w:tc>
+        <w:tc>
+          <w:tcPr>
+            <w:tcW w:type="dxa" w:w="1531"/>
+          </w:tcPr>
+          <w:p>
+            <w:r>
+              <w:rPr>
+                <w:b/>
+                <w:i w:val="0"/>
+                <w:color w:val="16A34A"/>
+                <w:sz w:val="16"/>
+              </w:rPr>
+              <w:t>s01q10, s02q30, s02q34, s03q50, s04q23, s04q24, s04q37, s04q44</w:t>
+            </w:r>
+          </w:p>
+        </w:tc>
+        <w:tc>
+          <w:tcPr>
+            <w:tcW w:type="dxa" w:w="1191"/>
+          </w:tcPr>
+          <w:p>
+            <w:r>
+              <w:rPr>
+                <w:b w:val="0"/>
+                <w:i w:val="0"/>
+                <w:color w:val="64748B"/>
+                <w:sz w:val="16"/>
+              </w:rPr>
+              <w:t>GT-CQ</w:t>
+            </w:r>
+          </w:p>
+        </w:tc>
+        <w:tc>
+          <w:tcPr>
+            <w:tcW w:type="dxa" w:w="4706"/>
+          </w:tcPr>
+          <w:p>
+            <w:r>
+              <w:rPr>
+                <w:b w:val="0"/>
+                <w:i w:val="0"/>
+                <w:sz w:val="17"/>
+              </w:rPr>
+              <w:t>Le montant de la dernière facture d'eau est de 0 FCFA  qui semble incohérent, Prière de vérifier les questions 11.23a et 11.23b auprès du ménage ou confirmer.</w:t>
+            </w:r>
+          </w:p>
+        </w:tc>
+      </w:tr>
+      <w:tr>
+        <w:tc>
+          <w:tcPr>
+            <w:tcW w:type="dxa" w:w="964"/>
+          </w:tcPr>
+          <w:p>
+            <w:r>
+              <w:rPr>
+                <w:b/>
+                <w:i w:val="0"/>
+                <w:color w:val="DC2626"/>
+                <w:sz w:val="16"/>
+              </w:rPr>
+              <w:t>Haute</w:t>
+            </w:r>
+          </w:p>
+        </w:tc>
+        <w:tc>
+          <w:tcPr>
+            <w:tcW w:type="dxa" w:w="1247"/>
+          </w:tcPr>
+          <w:p>
+            <w:r>
+              <w:rPr>
+                <w:b/>
+                <w:i w:val="0"/>
+                <w:sz w:val="16"/>
+              </w:rPr>
+              <w:t>S12</w:t>
+              <w:br/>
+            </w:r>
+            <w:r>
+              <w:rPr>
+                <w:b w:val="0"/>
+                <w:i w:val="0"/>
+                <w:color w:val="64748B"/>
+                <w:sz w:val="14"/>
+              </w:rPr>
+              <w:t>Avoirs / biens durables</w:t>
+            </w:r>
+          </w:p>
+        </w:tc>
+        <w:tc>
+          <w:tcPr>
+            <w:tcW w:type="dxa" w:w="1531"/>
+          </w:tcPr>
+          <w:p>
+            <w:r>
+              <w:rPr>
+                <w:b/>
+                <w:i w:val="0"/>
+                <w:color w:val="16A34A"/>
+                <w:sz w:val="16"/>
+              </w:rPr>
+              <w:t>s00q08, s01q28, s01q29, s01q30, s02q01__2, s02q02__2, s03q20, s04q22</w:t>
+            </w:r>
+          </w:p>
+        </w:tc>
+        <w:tc>
+          <w:tcPr>
+            <w:tcW w:type="dxa" w:w="1191"/>
+          </w:tcPr>
+          <w:p>
+            <w:r>
+              <w:rPr>
+                <w:b w:val="0"/>
+                <w:i w:val="0"/>
+                <w:color w:val="64748B"/>
+                <w:sz w:val="16"/>
+              </w:rPr>
+              <w:t>GT-CQ</w:t>
+            </w:r>
+          </w:p>
+        </w:tc>
+        <w:tc>
+          <w:tcPr>
+            <w:tcW w:type="dxa" w:w="4706"/>
+          </w:tcPr>
+          <w:p>
+            <w:r>
+              <w:rPr>
+                <w:b w:val="0"/>
+                <w:i w:val="0"/>
+                <w:sz w:val="17"/>
+              </w:rPr>
+              <w:t>Le prix d'achat de l'article  Téléphone portable est nul (achété à 0fcfa) mais le prix de revente est different de 0 impossible, prière de verifier et corriger.</w:t>
+            </w:r>
+          </w:p>
+        </w:tc>
+      </w:tr>
+      <w:tr>
+        <w:tc>
+          <w:tcPr>
+            <w:tcW w:type="dxa" w:w="964"/>
+          </w:tcPr>
+          <w:p>
+            <w:r>
+              <w:rPr>
+                <w:b/>
+                <w:i w:val="0"/>
+                <w:color w:val="EA580C"/>
+                <w:sz w:val="16"/>
+              </w:rPr>
+              <w:t>Moyenne</w:t>
+            </w:r>
+          </w:p>
+        </w:tc>
+        <w:tc>
+          <w:tcPr>
+            <w:tcW w:type="dxa" w:w="1247"/>
+          </w:tcPr>
+          <w:p>
+            <w:r>
+              <w:rPr>
+                <w:b/>
+                <w:i w:val="0"/>
+                <w:sz w:val="16"/>
+              </w:rPr>
+              <w:t>S00</w:t>
+              <w:br/>
+            </w:r>
+            <w:r>
+              <w:rPr>
+                <w:b w:val="0"/>
+                <w:i w:val="0"/>
+                <w:color w:val="64748B"/>
+                <w:sz w:val="14"/>
+              </w:rPr>
+              <w:t>Identification</w:t>
+            </w:r>
+          </w:p>
+        </w:tc>
+        <w:tc>
+          <w:tcPr>
+            <w:tcW w:type="dxa" w:w="1531"/>
+          </w:tcPr>
+          <w:p>
+            <w:r>
+              <w:rPr>
+                <w:b/>
+                <w:i w:val="0"/>
+                <w:color w:val="16A34A"/>
+                <w:sz w:val="16"/>
+              </w:rPr>
+              <w:t>s00q27</w:t>
+            </w:r>
+          </w:p>
+        </w:tc>
+        <w:tc>
+          <w:tcPr>
+            <w:tcW w:type="dxa" w:w="1191"/>
+          </w:tcPr>
+          <w:p>
+            <w:r>
+              <w:rPr>
+                <w:b w:val="0"/>
+                <w:i w:val="0"/>
+                <w:color w:val="64748B"/>
+                <w:sz w:val="16"/>
+              </w:rPr>
+              <w:t>GT-CQ</w:t>
+            </w:r>
+          </w:p>
+        </w:tc>
+        <w:tc>
+          <w:tcPr>
+            <w:tcW w:type="dxa" w:w="4706"/>
+          </w:tcPr>
+          <w:p>
+            <w:r>
+              <w:rPr>
+                <w:b w:val="0"/>
+                <w:i w:val="0"/>
+                <w:sz w:val="17"/>
+              </w:rPr>
+              <w:t>Le questionnaire semble ne pas être complètement fini mais le questionnaire est en statut complet, prière de compléter le questionnaire.</w:t>
+            </w:r>
+          </w:p>
+        </w:tc>
+      </w:tr>
+      <w:tr>
+        <w:tc>
+          <w:tcPr>
+            <w:tcW w:type="dxa" w:w="964"/>
+          </w:tcPr>
+          <w:p>
+            <w:r>
+              <w:rPr>
+                <w:b/>
+                <w:i w:val="0"/>
+                <w:color w:val="EA580C"/>
+                <w:sz w:val="16"/>
+              </w:rPr>
+              <w:t>Moyenne</w:t>
+            </w:r>
+          </w:p>
+        </w:tc>
+        <w:tc>
+          <w:tcPr>
+            <w:tcW w:type="dxa" w:w="1247"/>
+          </w:tcPr>
+          <w:p>
+            <w:r>
+              <w:rPr>
+                <w:b/>
+                <w:i w:val="0"/>
+                <w:sz w:val="16"/>
+              </w:rPr>
+              <w:t>S00</w:t>
+              <w:br/>
+            </w:r>
+            <w:r>
+              <w:rPr>
+                <w:b w:val="0"/>
+                <w:i w:val="0"/>
+                <w:color w:val="64748B"/>
+                <w:sz w:val="14"/>
+              </w:rPr>
+              <w:t>Identification</w:t>
+            </w:r>
+          </w:p>
+        </w:tc>
+        <w:tc>
+          <w:tcPr>
+            <w:tcW w:type="dxa" w:w="1531"/>
+          </w:tcPr>
+          <w:p>
+            <w:r>
+              <w:rPr>
+                <w:b/>
+                <w:i w:val="0"/>
+                <w:color w:val="16A34A"/>
+                <w:sz w:val="16"/>
+              </w:rPr>
+              <w:t>—</w:t>
+            </w:r>
+          </w:p>
+        </w:tc>
+        <w:tc>
+          <w:tcPr>
+            <w:tcW w:type="dxa" w:w="1191"/>
+          </w:tcPr>
+          <w:p>
+            <w:r>
+              <w:rPr>
+                <w:b w:val="0"/>
+                <w:i w:val="0"/>
+                <w:color w:val="64748B"/>
+                <w:sz w:val="16"/>
+              </w:rPr>
+              <w:t>GT-CQ</w:t>
+            </w:r>
+          </w:p>
+        </w:tc>
+        <w:tc>
+          <w:tcPr>
+            <w:tcW w:type="dxa" w:w="4706"/>
+          </w:tcPr>
+          <w:p>
+            <w:r>
+              <w:rPr>
+                <w:b w:val="0"/>
+                <w:i w:val="0"/>
+                <w:sz w:val="17"/>
+              </w:rPr>
+              <w:t>L'adresse ou la localisation du ménage doit être bien renseignée, ne doit pas contenir des numéros de téléphone et elle semble courte pour être une adresse.</w:t>
+            </w:r>
+          </w:p>
+        </w:tc>
+      </w:tr>
+      <w:tr>
+        <w:tc>
+          <w:tcPr>
+            <w:tcW w:type="dxa" w:w="964"/>
+          </w:tcPr>
+          <w:p>
+            <w:r>
+              <w:rPr>
+                <w:b/>
+                <w:i w:val="0"/>
+                <w:color w:val="EA580C"/>
+                <w:sz w:val="16"/>
+              </w:rPr>
+              <w:t>Moyenne</w:t>
+            </w:r>
+          </w:p>
+        </w:tc>
+        <w:tc>
+          <w:tcPr>
+            <w:tcW w:type="dxa" w:w="1247"/>
+          </w:tcPr>
+          <w:p>
+            <w:r>
+              <w:rPr>
+                <w:b/>
+                <w:i w:val="0"/>
+                <w:sz w:val="16"/>
+              </w:rPr>
+              <w:t>S00</w:t>
+              <w:br/>
+            </w:r>
+            <w:r>
+              <w:rPr>
+                <w:b w:val="0"/>
+                <w:i w:val="0"/>
+                <w:color w:val="64748B"/>
+                <w:sz w:val="14"/>
+              </w:rPr>
+              <w:t>Identification</w:t>
+            </w:r>
+          </w:p>
+        </w:tc>
+        <w:tc>
+          <w:tcPr>
+            <w:tcW w:type="dxa" w:w="1531"/>
+          </w:tcPr>
+          <w:p>
+            <w:r>
+              <w:rPr>
+                <w:b/>
+                <w:i w:val="0"/>
+                <w:color w:val="16A34A"/>
+                <w:sz w:val="16"/>
+              </w:rPr>
+              <w:t>—</w:t>
+            </w:r>
+          </w:p>
+        </w:tc>
+        <w:tc>
+          <w:tcPr>
+            <w:tcW w:type="dxa" w:w="1191"/>
+          </w:tcPr>
+          <w:p>
+            <w:r>
+              <w:rPr>
+                <w:b w:val="0"/>
+                <w:i w:val="0"/>
+                <w:color w:val="64748B"/>
+                <w:sz w:val="16"/>
+              </w:rPr>
+              <w:t>GT-CQ</w:t>
+            </w:r>
+          </w:p>
+        </w:tc>
+        <w:tc>
+          <w:tcPr>
+            <w:tcW w:type="dxa" w:w="4706"/>
+          </w:tcPr>
+          <w:p>
+            <w:r>
+              <w:rPr>
+                <w:b w:val="0"/>
+                <w:i w:val="0"/>
+                <w:sz w:val="17"/>
+              </w:rPr>
+              <w:t>Prière de renseigner la bonne adresse.</w:t>
+            </w:r>
+          </w:p>
+        </w:tc>
+      </w:tr>
+      <w:tr>
+        <w:tc>
+          <w:tcPr>
+            <w:tcW w:type="dxa" w:w="964"/>
+          </w:tcPr>
+          <w:p>
+            <w:r>
+              <w:rPr>
+                <w:b/>
+                <w:i w:val="0"/>
+                <w:color w:val="EA580C"/>
+                <w:sz w:val="16"/>
+              </w:rPr>
+              <w:t>Moyenne</w:t>
+            </w:r>
+          </w:p>
+        </w:tc>
+        <w:tc>
+          <w:tcPr>
+            <w:tcW w:type="dxa" w:w="1247"/>
+          </w:tcPr>
+          <w:p>
+            <w:r>
+              <w:rPr>
+                <w:b/>
+                <w:i w:val="0"/>
+                <w:sz w:val="16"/>
+              </w:rPr>
+              <w:t>S01</w:t>
+              <w:br/>
+            </w:r>
+            <w:r>
+              <w:rPr>
+                <w:b w:val="0"/>
+                <w:i w:val="0"/>
+                <w:color w:val="64748B"/>
+                <w:sz w:val="14"/>
+              </w:rPr>
+              <w:t>Démographie</w:t>
+            </w:r>
+          </w:p>
+        </w:tc>
+        <w:tc>
+          <w:tcPr>
+            <w:tcW w:type="dxa" w:w="1531"/>
+          </w:tcPr>
+          <w:p>
+            <w:r>
+              <w:rPr>
+                <w:b/>
+                <w:i w:val="0"/>
+                <w:color w:val="16A34A"/>
+                <w:sz w:val="16"/>
+              </w:rPr>
+              <w:t>—</w:t>
+            </w:r>
+          </w:p>
+        </w:tc>
+        <w:tc>
+          <w:tcPr>
+            <w:tcW w:type="dxa" w:w="1191"/>
+          </w:tcPr>
+          <w:p>
+            <w:r>
+              <w:rPr>
+                <w:b w:val="0"/>
+                <w:i w:val="0"/>
+                <w:color w:val="64748B"/>
+                <w:sz w:val="16"/>
+              </w:rPr>
+              <w:t>GT-CQ</w:t>
+            </w:r>
+          </w:p>
+        </w:tc>
+        <w:tc>
+          <w:tcPr>
+            <w:tcW w:type="dxa" w:w="4706"/>
+          </w:tcPr>
+          <w:p>
+            <w:r>
+              <w:rPr>
+                <w:b w:val="0"/>
+                <w:i w:val="0"/>
+                <w:sz w:val="17"/>
+              </w:rPr>
+              <w:t>Prière de verifier l'information donnée par KHADY FALL ou corriger au niveau de la section 1.</w:t>
+            </w:r>
+          </w:p>
+        </w:tc>
+      </w:tr>
+      <w:tr>
+        <w:tc>
+          <w:tcPr>
+            <w:tcW w:type="dxa" w:w="964"/>
+          </w:tcPr>
+          <w:p>
+            <w:r>
+              <w:rPr>
+                <w:b/>
+                <w:i w:val="0"/>
+                <w:color w:val="EA580C"/>
+                <w:sz w:val="16"/>
+              </w:rPr>
+              <w:t>Moyenne</w:t>
+            </w:r>
+          </w:p>
+        </w:tc>
+        <w:tc>
+          <w:tcPr>
+            <w:tcW w:type="dxa" w:w="1247"/>
+          </w:tcPr>
+          <w:p>
+            <w:r>
+              <w:rPr>
+                <w:b/>
+                <w:i w:val="0"/>
+                <w:sz w:val="16"/>
+              </w:rPr>
+              <w:t>S01</w:t>
+              <w:br/>
+            </w:r>
+            <w:r>
+              <w:rPr>
+                <w:b w:val="0"/>
+                <w:i w:val="0"/>
+                <w:color w:val="64748B"/>
+                <w:sz w:val="14"/>
+              </w:rPr>
+              <w:t>Démographie</w:t>
+            </w:r>
+          </w:p>
+        </w:tc>
+        <w:tc>
+          <w:tcPr>
+            <w:tcW w:type="dxa" w:w="1531"/>
+          </w:tcPr>
+          <w:p>
+            <w:r>
+              <w:rPr>
+                <w:b/>
+                <w:i w:val="0"/>
+                <w:color w:val="16A34A"/>
+                <w:sz w:val="16"/>
+              </w:rPr>
+              <w:t>—</w:t>
+            </w:r>
+          </w:p>
+        </w:tc>
+        <w:tc>
+          <w:tcPr>
+            <w:tcW w:type="dxa" w:w="1191"/>
+          </w:tcPr>
+          <w:p>
+            <w:r>
+              <w:rPr>
+                <w:b w:val="0"/>
+                <w:i w:val="0"/>
+                <w:color w:val="64748B"/>
+                <w:sz w:val="16"/>
+              </w:rPr>
+              <w:t>GT-CQ</w:t>
+            </w:r>
+          </w:p>
+        </w:tc>
+        <w:tc>
+          <w:tcPr>
+            <w:tcW w:type="dxa" w:w="4706"/>
+          </w:tcPr>
+          <w:p>
+            <w:r>
+              <w:rPr>
+                <w:b w:val="0"/>
+                <w:i w:val="0"/>
+                <w:sz w:val="17"/>
+              </w:rPr>
+              <w:t>Prière de verifier l'information donnée par MOUHAMED FALL ou corriger au niveau de la section 1.</w:t>
+            </w:r>
+          </w:p>
+        </w:tc>
+      </w:tr>
+      <w:tr>
+        <w:tc>
+          <w:tcPr>
+            <w:tcW w:type="dxa" w:w="964"/>
+          </w:tcPr>
+          <w:p>
+            <w:r>
+              <w:rPr>
+                <w:b/>
+                <w:i w:val="0"/>
+                <w:color w:val="EA580C"/>
+                <w:sz w:val="16"/>
+              </w:rPr>
+              <w:t>Moyenne</w:t>
+            </w:r>
+          </w:p>
+        </w:tc>
+        <w:tc>
+          <w:tcPr>
+            <w:tcW w:type="dxa" w:w="1247"/>
+          </w:tcPr>
+          <w:p>
+            <w:r>
+              <w:rPr>
+                <w:b/>
+                <w:i w:val="0"/>
+                <w:sz w:val="16"/>
+              </w:rPr>
+              <w:t>S01</w:t>
+              <w:br/>
+            </w:r>
+            <w:r>
+              <w:rPr>
+                <w:b w:val="0"/>
+                <w:i w:val="0"/>
+                <w:color w:val="64748B"/>
+                <w:sz w:val="14"/>
+              </w:rPr>
+              <w:t>Démographie</w:t>
+            </w:r>
+          </w:p>
+        </w:tc>
+        <w:tc>
+          <w:tcPr>
+            <w:tcW w:type="dxa" w:w="1531"/>
+          </w:tcPr>
+          <w:p>
+            <w:r>
+              <w:rPr>
+                <w:b/>
+                <w:i w:val="0"/>
+                <w:color w:val="16A34A"/>
+                <w:sz w:val="16"/>
+              </w:rPr>
+              <w:t>—</w:t>
+            </w:r>
+          </w:p>
+        </w:tc>
+        <w:tc>
+          <w:tcPr>
+            <w:tcW w:type="dxa" w:w="1191"/>
+          </w:tcPr>
+          <w:p>
+            <w:r>
+              <w:rPr>
+                <w:b w:val="0"/>
+                <w:i w:val="0"/>
+                <w:color w:val="64748B"/>
+                <w:sz w:val="16"/>
+              </w:rPr>
+              <w:t>GT-CQ</w:t>
+            </w:r>
+          </w:p>
+        </w:tc>
+        <w:tc>
+          <w:tcPr>
+            <w:tcW w:type="dxa" w:w="4706"/>
+          </w:tcPr>
+          <w:p>
+            <w:r>
+              <w:rPr>
+                <w:b w:val="0"/>
+                <w:i w:val="0"/>
+                <w:sz w:val="17"/>
+              </w:rPr>
+              <w:t>Prière de verifier l'information donnée par SOKHNA DIARRA FALL ou corriger au niveau de la section 1.</w:t>
+            </w:r>
+          </w:p>
+        </w:tc>
+      </w:tr>
+      <w:tr>
+        <w:tc>
+          <w:tcPr>
+            <w:tcW w:type="dxa" w:w="964"/>
+          </w:tcPr>
+          <w:p>
+            <w:r>
+              <w:rPr>
+                <w:b/>
+                <w:i w:val="0"/>
+                <w:color w:val="EA580C"/>
+                <w:sz w:val="16"/>
+              </w:rPr>
+              <w:t>Moyenne</w:t>
+            </w:r>
+          </w:p>
+        </w:tc>
+        <w:tc>
+          <w:tcPr>
+            <w:tcW w:type="dxa" w:w="1247"/>
+          </w:tcPr>
+          <w:p>
+            <w:r>
+              <w:rPr>
+                <w:b/>
+                <w:i w:val="0"/>
+                <w:sz w:val="16"/>
+              </w:rPr>
+              <w:t>S01</w:t>
+              <w:br/>
+            </w:r>
+            <w:r>
+              <w:rPr>
+                <w:b w:val="0"/>
+                <w:i w:val="0"/>
+                <w:color w:val="64748B"/>
+                <w:sz w:val="14"/>
+              </w:rPr>
+              <w:t>Démographie</w:t>
+            </w:r>
+          </w:p>
+        </w:tc>
+        <w:tc>
+          <w:tcPr>
+            <w:tcW w:type="dxa" w:w="1531"/>
+          </w:tcPr>
+          <w:p>
+            <w:r>
+              <w:rPr>
+                <w:b/>
+                <w:i w:val="0"/>
+                <w:color w:val="16A34A"/>
+                <w:sz w:val="16"/>
+              </w:rPr>
+              <w:t>s01q28, s01q29, s01q30, s01q00b</w:t>
+            </w:r>
+          </w:p>
+        </w:tc>
+        <w:tc>
+          <w:tcPr>
+            <w:tcW w:type="dxa" w:w="1191"/>
+          </w:tcPr>
+          <w:p>
+            <w:r>
+              <w:rPr>
+                <w:b w:val="0"/>
+                <w:i w:val="0"/>
+                <w:color w:val="64748B"/>
+                <w:sz w:val="16"/>
+              </w:rPr>
+              <w:t>GT-CQ</w:t>
+            </w:r>
+          </w:p>
+        </w:tc>
+        <w:tc>
+          <w:tcPr>
+            <w:tcW w:type="dxa" w:w="4706"/>
+          </w:tcPr>
+          <w:p>
+            <w:r>
+              <w:rPr>
+                <w:b w:val="0"/>
+                <w:i w:val="0"/>
+                <w:sz w:val="17"/>
+              </w:rPr>
+              <w:t>Les données sur les niveaux d'études, les fonctions et les caracteristiques sociodemographiques du père biologique de WARABA DIOP manquent.</w:t>
+            </w:r>
+          </w:p>
+        </w:tc>
+      </w:tr>
+      <w:tr>
+        <w:tc>
+          <w:tcPr>
+            <w:tcW w:type="dxa" w:w="964"/>
+          </w:tcPr>
+          <w:p>
+            <w:r>
+              <w:rPr>
+                <w:b/>
+                <w:i w:val="0"/>
+                <w:color w:val="EA580C"/>
+                <w:sz w:val="16"/>
+              </w:rPr>
+              <w:t>Moyenne</w:t>
+            </w:r>
+          </w:p>
+        </w:tc>
+        <w:tc>
+          <w:tcPr>
+            <w:tcW w:type="dxa" w:w="1247"/>
+          </w:tcPr>
+          <w:p>
+            <w:r>
+              <w:rPr>
+                <w:b/>
+                <w:i w:val="0"/>
+                <w:sz w:val="16"/>
+              </w:rPr>
+              <w:t>S01</w:t>
+              <w:br/>
+            </w:r>
+            <w:r>
+              <w:rPr>
+                <w:b w:val="0"/>
+                <w:i w:val="0"/>
+                <w:color w:val="64748B"/>
+                <w:sz w:val="14"/>
+              </w:rPr>
+              <w:t>Démographie</w:t>
+            </w:r>
+          </w:p>
+        </w:tc>
+        <w:tc>
+          <w:tcPr>
+            <w:tcW w:type="dxa" w:w="1531"/>
+          </w:tcPr>
+          <w:p>
+            <w:r>
+              <w:rPr>
+                <w:b/>
+                <w:i w:val="0"/>
+                <w:color w:val="16A34A"/>
+                <w:sz w:val="16"/>
+              </w:rPr>
+              <w:t>—</w:t>
+            </w:r>
+          </w:p>
+        </w:tc>
+        <w:tc>
+          <w:tcPr>
+            <w:tcW w:type="dxa" w:w="1191"/>
+          </w:tcPr>
+          <w:p>
+            <w:r>
+              <w:rPr>
+                <w:b w:val="0"/>
+                <w:i w:val="0"/>
+                <w:color w:val="64748B"/>
+                <w:sz w:val="16"/>
+              </w:rPr>
+              <w:t>GT-CQ</w:t>
+            </w:r>
+          </w:p>
+        </w:tc>
+        <w:tc>
+          <w:tcPr>
+            <w:tcW w:type="dxa" w:w="4706"/>
+          </w:tcPr>
+          <w:p>
+            <w:r>
+              <w:rPr>
+                <w:b w:val="0"/>
+                <w:i w:val="0"/>
+                <w:sz w:val="17"/>
+              </w:rPr>
+              <w:t>Veuillez les renseigner.</w:t>
+            </w:r>
+          </w:p>
+        </w:tc>
+      </w:tr>
+      <w:tr>
+        <w:tc>
+          <w:tcPr>
+            <w:tcW w:type="dxa" w:w="964"/>
+          </w:tcPr>
+          <w:p>
+            <w:r>
+              <w:rPr>
+                <w:b/>
+                <w:i w:val="0"/>
+                <w:color w:val="EA580C"/>
+                <w:sz w:val="16"/>
+              </w:rPr>
+              <w:t>Moyenne</w:t>
+            </w:r>
+          </w:p>
+        </w:tc>
+        <w:tc>
+          <w:tcPr>
+            <w:tcW w:type="dxa" w:w="1247"/>
+          </w:tcPr>
+          <w:p>
+            <w:r>
+              <w:rPr>
+                <w:b/>
+                <w:i w:val="0"/>
+                <w:sz w:val="16"/>
+              </w:rPr>
               <w:t>S02</w:t>
               <w:br/>
             </w:r>
@@ -904,7 +1804,7 @@
                 <w:color w:val="16A34A"/>
                 <w:sz w:val="16"/>
               </w:rPr>
-              <w:t>—</w:t>
+              <w:t>s01q63, s00q04, s02q25, s01q00b, s02q17_2, s02q15_2</w:t>
             </w:r>
           </w:p>
         </w:tc>
@@ -935,7 +1835,7 @@
                 <w:i w:val="0"/>
                 <w:sz w:val="17"/>
               </w:rPr>
-              <w:t>Incohérence ! KHADY FALL frequente actuellement 2ème année de Primaire mais dit avoir reçu une bourse de 27000 FCFA.</w:t>
+              <w:t>Dans les milieux urbains c'est peu probable de voir une école dont les élèves ou étudiants ne dépensent pas en frais d'uniformes, prière de verifier pour KHADY FALL qui fréquente 2ème année de Primaire et corriger ou confirmer avec le QG.</w:t>
             </w:r>
           </w:p>
         </w:tc>
@@ -950,10 +1850,10 @@
               <w:rPr>
                 <w:b/>
                 <w:i w:val="0"/>
-                <w:color w:val="DC2626"/>
+                <w:color w:val="EA580C"/>
                 <w:sz w:val="16"/>
               </w:rPr>
-              <w:t>Haute</w:t>
+              <w:t>Moyenne</w:t>
             </w:r>
           </w:p>
         </w:tc>
@@ -968,7 +1868,7 @@
                 <w:i w:val="0"/>
                 <w:sz w:val="16"/>
               </w:rPr>
-              <w:t>S11</w:t>
+              <w:t>S02</w:t>
               <w:br/>
             </w:r>
             <w:r>
@@ -978,7 +1878,7 @@
                 <w:color w:val="64748B"/>
                 <w:sz w:val="14"/>
               </w:rPr>
-              <w:t>Logement / cadre de vie</w:t>
+              <w:t>Éducation</w:t>
             </w:r>
           </w:p>
         </w:tc>
@@ -994,7 +1894,7 @@
                 <w:color w:val="16A34A"/>
                 <w:sz w:val="16"/>
               </w:rPr>
-              <w:t>s01q10, s02q30, s02q34, s03q50, s04q23, s04q24, s04q37, s04q44</w:t>
+              <w:t>—</w:t>
             </w:r>
           </w:p>
         </w:tc>
@@ -1025,1177 +1925,7 @@
                 <w:i w:val="0"/>
                 <w:sz w:val="17"/>
               </w:rPr>
-              <w:t>Le montant de la dernière facture d'eau est de 0 FCFA  qui semble incohérent, Prière de vérifier les questions 11.23a et 11.23b auprès du ménage ou confirmer.</w:t>
-            </w:r>
-          </w:p>
-        </w:tc>
-      </w:tr>
-      <w:tr>
-        <w:tc>
-          <w:tcPr>
-            <w:tcW w:type="dxa" w:w="964"/>
-          </w:tcPr>
-          <w:p>
-            <w:r>
-              <w:rPr>
-                <w:b/>
-                <w:i w:val="0"/>
-                <w:color w:val="DC2626"/>
-                <w:sz w:val="16"/>
-              </w:rPr>
-              <w:t>Haute</w:t>
-            </w:r>
-          </w:p>
-        </w:tc>
-        <w:tc>
-          <w:tcPr>
-            <w:tcW w:type="dxa" w:w="1247"/>
-          </w:tcPr>
-          <w:p>
-            <w:r>
-              <w:rPr>
-                <w:b/>
-                <w:i w:val="0"/>
-                <w:sz w:val="16"/>
-              </w:rPr>
-              <w:t>S12</w:t>
-              <w:br/>
-            </w:r>
-            <w:r>
-              <w:rPr>
-                <w:b w:val="0"/>
-                <w:i w:val="0"/>
-                <w:color w:val="64748B"/>
-                <w:sz w:val="14"/>
-              </w:rPr>
-              <w:t>Avoirs / biens durables</w:t>
-            </w:r>
-          </w:p>
-        </w:tc>
-        <w:tc>
-          <w:tcPr>
-            <w:tcW w:type="dxa" w:w="1531"/>
-          </w:tcPr>
-          <w:p>
-            <w:r>
-              <w:rPr>
-                <w:b/>
-                <w:i w:val="0"/>
-                <w:color w:val="16A34A"/>
-                <w:sz w:val="16"/>
-              </w:rPr>
-              <w:t>s00q08, s01q28, s01q29, s01q30, s02q01__2, s02q02__2, s03q20, s04q22</w:t>
-            </w:r>
-          </w:p>
-        </w:tc>
-        <w:tc>
-          <w:tcPr>
-            <w:tcW w:type="dxa" w:w="1191"/>
-          </w:tcPr>
-          <w:p>
-            <w:r>
-              <w:rPr>
-                <w:b w:val="0"/>
-                <w:i w:val="0"/>
-                <w:color w:val="64748B"/>
-                <w:sz w:val="16"/>
-              </w:rPr>
-              <w:t>GT-CQ</w:t>
-            </w:r>
-          </w:p>
-        </w:tc>
-        <w:tc>
-          <w:tcPr>
-            <w:tcW w:type="dxa" w:w="4706"/>
-          </w:tcPr>
-          <w:p>
-            <w:r>
-              <w:rPr>
-                <w:b w:val="0"/>
-                <w:i w:val="0"/>
-                <w:sz w:val="17"/>
-              </w:rPr>
-              <w:t>Le prix d'achat de l'article  Téléphone portable est nul (achété à 0fcfa) mais le prix de revente est different de 0 impossible, prière de verifier et corriger.</w:t>
-            </w:r>
-          </w:p>
-        </w:tc>
-      </w:tr>
-      <w:tr>
-        <w:tc>
-          <w:tcPr>
-            <w:tcW w:type="dxa" w:w="964"/>
-          </w:tcPr>
-          <w:p>
-            <w:r>
-              <w:rPr>
-                <w:b/>
-                <w:i w:val="0"/>
-                <w:color w:val="EA580C"/>
-                <w:sz w:val="16"/>
-              </w:rPr>
-              <w:t>Moyenne</w:t>
-            </w:r>
-          </w:p>
-        </w:tc>
-        <w:tc>
-          <w:tcPr>
-            <w:tcW w:type="dxa" w:w="1247"/>
-          </w:tcPr>
-          <w:p>
-            <w:r>
-              <w:rPr>
-                <w:b/>
-                <w:i w:val="0"/>
-                <w:sz w:val="16"/>
-              </w:rPr>
-              <w:t>S00</w:t>
-              <w:br/>
-            </w:r>
-            <w:r>
-              <w:rPr>
-                <w:b w:val="0"/>
-                <w:i w:val="0"/>
-                <w:color w:val="64748B"/>
-                <w:sz w:val="14"/>
-              </w:rPr>
-              <w:t>Identification</w:t>
-            </w:r>
-          </w:p>
-        </w:tc>
-        <w:tc>
-          <w:tcPr>
-            <w:tcW w:type="dxa" w:w="1531"/>
-          </w:tcPr>
-          <w:p>
-            <w:r>
-              <w:rPr>
-                <w:b/>
-                <w:i w:val="0"/>
-                <w:color w:val="16A34A"/>
-                <w:sz w:val="16"/>
-              </w:rPr>
-              <w:t>s00q27</w:t>
-            </w:r>
-          </w:p>
-        </w:tc>
-        <w:tc>
-          <w:tcPr>
-            <w:tcW w:type="dxa" w:w="1191"/>
-          </w:tcPr>
-          <w:p>
-            <w:r>
-              <w:rPr>
-                <w:b w:val="0"/>
-                <w:i w:val="0"/>
-                <w:color w:val="64748B"/>
-                <w:sz w:val="16"/>
-              </w:rPr>
-              <w:t>GT-CQ</w:t>
-            </w:r>
-          </w:p>
-        </w:tc>
-        <w:tc>
-          <w:tcPr>
-            <w:tcW w:type="dxa" w:w="4706"/>
-          </w:tcPr>
-          <w:p>
-            <w:r>
-              <w:rPr>
-                <w:b w:val="0"/>
-                <w:i w:val="0"/>
-                <w:sz w:val="17"/>
-              </w:rPr>
-              <w:t>Le questionnaire semble ne pas être complètement fini mais le questionnaire est en statut complet, prière de compléter le questionnaire.</w:t>
-            </w:r>
-          </w:p>
-        </w:tc>
-      </w:tr>
-      <w:tr>
-        <w:tc>
-          <w:tcPr>
-            <w:tcW w:type="dxa" w:w="964"/>
-          </w:tcPr>
-          <w:p>
-            <w:r>
-              <w:rPr>
-                <w:b/>
-                <w:i w:val="0"/>
-                <w:color w:val="EA580C"/>
-                <w:sz w:val="16"/>
-              </w:rPr>
-              <w:t>Moyenne</w:t>
-            </w:r>
-          </w:p>
-        </w:tc>
-        <w:tc>
-          <w:tcPr>
-            <w:tcW w:type="dxa" w:w="1247"/>
-          </w:tcPr>
-          <w:p>
-            <w:r>
-              <w:rPr>
-                <w:b/>
-                <w:i w:val="0"/>
-                <w:sz w:val="16"/>
-              </w:rPr>
-              <w:t>S00</w:t>
-              <w:br/>
-            </w:r>
-            <w:r>
-              <w:rPr>
-                <w:b w:val="0"/>
-                <w:i w:val="0"/>
-                <w:color w:val="64748B"/>
-                <w:sz w:val="14"/>
-              </w:rPr>
-              <w:t>Identification</w:t>
-            </w:r>
-          </w:p>
-        </w:tc>
-        <w:tc>
-          <w:tcPr>
-            <w:tcW w:type="dxa" w:w="1531"/>
-          </w:tcPr>
-          <w:p>
-            <w:r>
-              <w:rPr>
-                <w:b/>
-                <w:i w:val="0"/>
-                <w:color w:val="16A34A"/>
-                <w:sz w:val="16"/>
-              </w:rPr>
-              <w:t>—</w:t>
-            </w:r>
-          </w:p>
-        </w:tc>
-        <w:tc>
-          <w:tcPr>
-            <w:tcW w:type="dxa" w:w="1191"/>
-          </w:tcPr>
-          <w:p>
-            <w:r>
-              <w:rPr>
-                <w:b w:val="0"/>
-                <w:i w:val="0"/>
-                <w:color w:val="64748B"/>
-                <w:sz w:val="16"/>
-              </w:rPr>
-              <w:t>GT-CQ</w:t>
-            </w:r>
-          </w:p>
-        </w:tc>
-        <w:tc>
-          <w:tcPr>
-            <w:tcW w:type="dxa" w:w="4706"/>
-          </w:tcPr>
-          <w:p>
-            <w:r>
-              <w:rPr>
-                <w:b w:val="0"/>
-                <w:i w:val="0"/>
-                <w:sz w:val="17"/>
-              </w:rPr>
-              <w:t>L'adresse ou la localisation du ménage doit être bien renseignée, ne doit pas contenir des numéros de téléphone et elle semble courte pour être une adresse.</w:t>
-            </w:r>
-          </w:p>
-        </w:tc>
-      </w:tr>
-      <w:tr>
-        <w:tc>
-          <w:tcPr>
-            <w:tcW w:type="dxa" w:w="964"/>
-          </w:tcPr>
-          <w:p>
-            <w:r>
-              <w:rPr>
-                <w:b/>
-                <w:i w:val="0"/>
-                <w:color w:val="EA580C"/>
-                <w:sz w:val="16"/>
-              </w:rPr>
-              <w:t>Moyenne</w:t>
-            </w:r>
-          </w:p>
-        </w:tc>
-        <w:tc>
-          <w:tcPr>
-            <w:tcW w:type="dxa" w:w="1247"/>
-          </w:tcPr>
-          <w:p>
-            <w:r>
-              <w:rPr>
-                <w:b/>
-                <w:i w:val="0"/>
-                <w:sz w:val="16"/>
-              </w:rPr>
-              <w:t>S00</w:t>
-              <w:br/>
-            </w:r>
-            <w:r>
-              <w:rPr>
-                <w:b w:val="0"/>
-                <w:i w:val="0"/>
-                <w:color w:val="64748B"/>
-                <w:sz w:val="14"/>
-              </w:rPr>
-              <w:t>Identification</w:t>
-            </w:r>
-          </w:p>
-        </w:tc>
-        <w:tc>
-          <w:tcPr>
-            <w:tcW w:type="dxa" w:w="1531"/>
-          </w:tcPr>
-          <w:p>
-            <w:r>
-              <w:rPr>
-                <w:b/>
-                <w:i w:val="0"/>
-                <w:color w:val="16A34A"/>
-                <w:sz w:val="16"/>
-              </w:rPr>
-              <w:t>—</w:t>
-            </w:r>
-          </w:p>
-        </w:tc>
-        <w:tc>
-          <w:tcPr>
-            <w:tcW w:type="dxa" w:w="1191"/>
-          </w:tcPr>
-          <w:p>
-            <w:r>
-              <w:rPr>
-                <w:b w:val="0"/>
-                <w:i w:val="0"/>
-                <w:color w:val="64748B"/>
-                <w:sz w:val="16"/>
-              </w:rPr>
-              <w:t>GT-CQ</w:t>
-            </w:r>
-          </w:p>
-        </w:tc>
-        <w:tc>
-          <w:tcPr>
-            <w:tcW w:type="dxa" w:w="4706"/>
-          </w:tcPr>
-          <w:p>
-            <w:r>
-              <w:rPr>
-                <w:b w:val="0"/>
-                <w:i w:val="0"/>
-                <w:sz w:val="17"/>
-              </w:rPr>
-              <w:t>Prière de renseigner la bonne adresse.</w:t>
-            </w:r>
-          </w:p>
-        </w:tc>
-      </w:tr>
-      <w:tr>
-        <w:tc>
-          <w:tcPr>
-            <w:tcW w:type="dxa" w:w="964"/>
-          </w:tcPr>
-          <w:p>
-            <w:r>
-              <w:rPr>
-                <w:b/>
-                <w:i w:val="0"/>
-                <w:color w:val="EA580C"/>
-                <w:sz w:val="16"/>
-              </w:rPr>
-              <w:t>Moyenne</w:t>
-            </w:r>
-          </w:p>
-        </w:tc>
-        <w:tc>
-          <w:tcPr>
-            <w:tcW w:type="dxa" w:w="1247"/>
-          </w:tcPr>
-          <w:p>
-            <w:r>
-              <w:rPr>
-                <w:b/>
-                <w:i w:val="0"/>
-                <w:sz w:val="16"/>
-              </w:rPr>
-              <w:t>S01</w:t>
-              <w:br/>
-            </w:r>
-            <w:r>
-              <w:rPr>
-                <w:b w:val="0"/>
-                <w:i w:val="0"/>
-                <w:color w:val="64748B"/>
-                <w:sz w:val="14"/>
-              </w:rPr>
-              <w:t>Démographie</w:t>
-            </w:r>
-          </w:p>
-        </w:tc>
-        <w:tc>
-          <w:tcPr>
-            <w:tcW w:type="dxa" w:w="1531"/>
-          </w:tcPr>
-          <w:p>
-            <w:r>
-              <w:rPr>
-                <w:b/>
-                <w:i w:val="0"/>
-                <w:color w:val="16A34A"/>
-                <w:sz w:val="16"/>
-              </w:rPr>
-              <w:t>—</w:t>
-            </w:r>
-          </w:p>
-        </w:tc>
-        <w:tc>
-          <w:tcPr>
-            <w:tcW w:type="dxa" w:w="1191"/>
-          </w:tcPr>
-          <w:p>
-            <w:r>
-              <w:rPr>
-                <w:b w:val="0"/>
-                <w:i w:val="0"/>
-                <w:color w:val="64748B"/>
-                <w:sz w:val="16"/>
-              </w:rPr>
-              <w:t>GT-CQ</w:t>
-            </w:r>
-          </w:p>
-        </w:tc>
-        <w:tc>
-          <w:tcPr>
-            <w:tcW w:type="dxa" w:w="4706"/>
-          </w:tcPr>
-          <w:p>
-            <w:r>
-              <w:rPr>
-                <w:b w:val="0"/>
-                <w:i w:val="0"/>
-                <w:sz w:val="17"/>
-              </w:rPr>
-              <w:t>Prière de verifier l'information donnée par KHADY FALL ou corriger au niveau de la section 1.</w:t>
-            </w:r>
-          </w:p>
-        </w:tc>
-      </w:tr>
-      <w:tr>
-        <w:tc>
-          <w:tcPr>
-            <w:tcW w:type="dxa" w:w="964"/>
-          </w:tcPr>
-          <w:p>
-            <w:r>
-              <w:rPr>
-                <w:b/>
-                <w:i w:val="0"/>
-                <w:color w:val="EA580C"/>
-                <w:sz w:val="16"/>
-              </w:rPr>
-              <w:t>Moyenne</w:t>
-            </w:r>
-          </w:p>
-        </w:tc>
-        <w:tc>
-          <w:tcPr>
-            <w:tcW w:type="dxa" w:w="1247"/>
-          </w:tcPr>
-          <w:p>
-            <w:r>
-              <w:rPr>
-                <w:b/>
-                <w:i w:val="0"/>
-                <w:sz w:val="16"/>
-              </w:rPr>
-              <w:t>S01</w:t>
-              <w:br/>
-            </w:r>
-            <w:r>
-              <w:rPr>
-                <w:b w:val="0"/>
-                <w:i w:val="0"/>
-                <w:color w:val="64748B"/>
-                <w:sz w:val="14"/>
-              </w:rPr>
-              <w:t>Démographie</w:t>
-            </w:r>
-          </w:p>
-        </w:tc>
-        <w:tc>
-          <w:tcPr>
-            <w:tcW w:type="dxa" w:w="1531"/>
-          </w:tcPr>
-          <w:p>
-            <w:r>
-              <w:rPr>
-                <w:b/>
-                <w:i w:val="0"/>
-                <w:color w:val="16A34A"/>
-                <w:sz w:val="16"/>
-              </w:rPr>
-              <w:t>—</w:t>
-            </w:r>
-          </w:p>
-        </w:tc>
-        <w:tc>
-          <w:tcPr>
-            <w:tcW w:type="dxa" w:w="1191"/>
-          </w:tcPr>
-          <w:p>
-            <w:r>
-              <w:rPr>
-                <w:b w:val="0"/>
-                <w:i w:val="0"/>
-                <w:color w:val="64748B"/>
-                <w:sz w:val="16"/>
-              </w:rPr>
-              <w:t>GT-CQ</w:t>
-            </w:r>
-          </w:p>
-        </w:tc>
-        <w:tc>
-          <w:tcPr>
-            <w:tcW w:type="dxa" w:w="4706"/>
-          </w:tcPr>
-          <w:p>
-            <w:r>
-              <w:rPr>
-                <w:b w:val="0"/>
-                <w:i w:val="0"/>
-                <w:sz w:val="17"/>
-              </w:rPr>
-              <w:t>Prière de verifier l'information donnée par MOUHAMED FALL ou corriger au niveau de la section 1.</w:t>
-            </w:r>
-          </w:p>
-        </w:tc>
-      </w:tr>
-      <w:tr>
-        <w:tc>
-          <w:tcPr>
-            <w:tcW w:type="dxa" w:w="964"/>
-          </w:tcPr>
-          <w:p>
-            <w:r>
-              <w:rPr>
-                <w:b/>
-                <w:i w:val="0"/>
-                <w:color w:val="EA580C"/>
-                <w:sz w:val="16"/>
-              </w:rPr>
-              <w:t>Moyenne</w:t>
-            </w:r>
-          </w:p>
-        </w:tc>
-        <w:tc>
-          <w:tcPr>
-            <w:tcW w:type="dxa" w:w="1247"/>
-          </w:tcPr>
-          <w:p>
-            <w:r>
-              <w:rPr>
-                <w:b/>
-                <w:i w:val="0"/>
-                <w:sz w:val="16"/>
-              </w:rPr>
-              <w:t>S01</w:t>
-              <w:br/>
-            </w:r>
-            <w:r>
-              <w:rPr>
-                <w:b w:val="0"/>
-                <w:i w:val="0"/>
-                <w:color w:val="64748B"/>
-                <w:sz w:val="14"/>
-              </w:rPr>
-              <w:t>Démographie</w:t>
-            </w:r>
-          </w:p>
-        </w:tc>
-        <w:tc>
-          <w:tcPr>
-            <w:tcW w:type="dxa" w:w="1531"/>
-          </w:tcPr>
-          <w:p>
-            <w:r>
-              <w:rPr>
-                <w:b/>
-                <w:i w:val="0"/>
-                <w:color w:val="16A34A"/>
-                <w:sz w:val="16"/>
-              </w:rPr>
-              <w:t>—</w:t>
-            </w:r>
-          </w:p>
-        </w:tc>
-        <w:tc>
-          <w:tcPr>
-            <w:tcW w:type="dxa" w:w="1191"/>
-          </w:tcPr>
-          <w:p>
-            <w:r>
-              <w:rPr>
-                <w:b w:val="0"/>
-                <w:i w:val="0"/>
-                <w:color w:val="64748B"/>
-                <w:sz w:val="16"/>
-              </w:rPr>
-              <w:t>GT-CQ</w:t>
-            </w:r>
-          </w:p>
-        </w:tc>
-        <w:tc>
-          <w:tcPr>
-            <w:tcW w:type="dxa" w:w="4706"/>
-          </w:tcPr>
-          <w:p>
-            <w:r>
-              <w:rPr>
-                <w:b w:val="0"/>
-                <w:i w:val="0"/>
-                <w:sz w:val="17"/>
-              </w:rPr>
-              <w:t>Prière de verifier l'information donnée par SOKHNA DIARRA FALL ou corriger au niveau de la section 1.</w:t>
-            </w:r>
-          </w:p>
-        </w:tc>
-      </w:tr>
-      <w:tr>
-        <w:tc>
-          <w:tcPr>
-            <w:tcW w:type="dxa" w:w="964"/>
-          </w:tcPr>
-          <w:p>
-            <w:r>
-              <w:rPr>
-                <w:b/>
-                <w:i w:val="0"/>
-                <w:color w:val="EA580C"/>
-                <w:sz w:val="16"/>
-              </w:rPr>
-              <w:t>Moyenne</w:t>
-            </w:r>
-          </w:p>
-        </w:tc>
-        <w:tc>
-          <w:tcPr>
-            <w:tcW w:type="dxa" w:w="1247"/>
-          </w:tcPr>
-          <w:p>
-            <w:r>
-              <w:rPr>
-                <w:b/>
-                <w:i w:val="0"/>
-                <w:sz w:val="16"/>
-              </w:rPr>
-              <w:t>S01</w:t>
-              <w:br/>
-            </w:r>
-            <w:r>
-              <w:rPr>
-                <w:b w:val="0"/>
-                <w:i w:val="0"/>
-                <w:color w:val="64748B"/>
-                <w:sz w:val="14"/>
-              </w:rPr>
-              <w:t>Démographie</w:t>
-            </w:r>
-          </w:p>
-        </w:tc>
-        <w:tc>
-          <w:tcPr>
-            <w:tcW w:type="dxa" w:w="1531"/>
-          </w:tcPr>
-          <w:p>
-            <w:r>
-              <w:rPr>
-                <w:b/>
-                <w:i w:val="0"/>
-                <w:color w:val="16A34A"/>
-                <w:sz w:val="16"/>
-              </w:rPr>
-              <w:t>s01q28, s01q29, s01q30, s01q00b</w:t>
-            </w:r>
-          </w:p>
-        </w:tc>
-        <w:tc>
-          <w:tcPr>
-            <w:tcW w:type="dxa" w:w="1191"/>
-          </w:tcPr>
-          <w:p>
-            <w:r>
-              <w:rPr>
-                <w:b w:val="0"/>
-                <w:i w:val="0"/>
-                <w:color w:val="64748B"/>
-                <w:sz w:val="16"/>
-              </w:rPr>
-              <w:t>GT-CQ</w:t>
-            </w:r>
-          </w:p>
-        </w:tc>
-        <w:tc>
-          <w:tcPr>
-            <w:tcW w:type="dxa" w:w="4706"/>
-          </w:tcPr>
-          <w:p>
-            <w:r>
-              <w:rPr>
-                <w:b w:val="0"/>
-                <w:i w:val="0"/>
-                <w:sz w:val="17"/>
-              </w:rPr>
-              <w:t>Les données sur les niveaux d'études, les fonctions et les caracteristiques sociodemographiques du père biologique de WARABA DIOP manquent.</w:t>
-            </w:r>
-          </w:p>
-        </w:tc>
-      </w:tr>
-      <w:tr>
-        <w:tc>
-          <w:tcPr>
-            <w:tcW w:type="dxa" w:w="964"/>
-          </w:tcPr>
-          <w:p>
-            <w:r>
-              <w:rPr>
-                <w:b/>
-                <w:i w:val="0"/>
-                <w:color w:val="EA580C"/>
-                <w:sz w:val="16"/>
-              </w:rPr>
-              <w:t>Moyenne</w:t>
-            </w:r>
-          </w:p>
-        </w:tc>
-        <w:tc>
-          <w:tcPr>
-            <w:tcW w:type="dxa" w:w="1247"/>
-          </w:tcPr>
-          <w:p>
-            <w:r>
-              <w:rPr>
-                <w:b/>
-                <w:i w:val="0"/>
-                <w:sz w:val="16"/>
-              </w:rPr>
-              <w:t>S01</w:t>
-              <w:br/>
-            </w:r>
-            <w:r>
-              <w:rPr>
-                <w:b w:val="0"/>
-                <w:i w:val="0"/>
-                <w:color w:val="64748B"/>
-                <w:sz w:val="14"/>
-              </w:rPr>
-              <w:t>Démographie</w:t>
-            </w:r>
-          </w:p>
-        </w:tc>
-        <w:tc>
-          <w:tcPr>
-            <w:tcW w:type="dxa" w:w="1531"/>
-          </w:tcPr>
-          <w:p>
-            <w:r>
-              <w:rPr>
-                <w:b/>
-                <w:i w:val="0"/>
-                <w:color w:val="16A34A"/>
-                <w:sz w:val="16"/>
-              </w:rPr>
-              <w:t>—</w:t>
-            </w:r>
-          </w:p>
-        </w:tc>
-        <w:tc>
-          <w:tcPr>
-            <w:tcW w:type="dxa" w:w="1191"/>
-          </w:tcPr>
-          <w:p>
-            <w:r>
-              <w:rPr>
-                <w:b w:val="0"/>
-                <w:i w:val="0"/>
-                <w:color w:val="64748B"/>
-                <w:sz w:val="16"/>
-              </w:rPr>
-              <w:t>GT-CQ</w:t>
-            </w:r>
-          </w:p>
-        </w:tc>
-        <w:tc>
-          <w:tcPr>
-            <w:tcW w:type="dxa" w:w="4706"/>
-          </w:tcPr>
-          <w:p>
-            <w:r>
-              <w:rPr>
-                <w:b w:val="0"/>
-                <w:i w:val="0"/>
-                <w:sz w:val="17"/>
-              </w:rPr>
-              <w:t>Veuillez les renseigner.</w:t>
-            </w:r>
-          </w:p>
-        </w:tc>
-      </w:tr>
-      <w:tr>
-        <w:tc>
-          <w:tcPr>
-            <w:tcW w:type="dxa" w:w="964"/>
-          </w:tcPr>
-          <w:p>
-            <w:r>
-              <w:rPr>
-                <w:b/>
-                <w:i w:val="0"/>
-                <w:color w:val="EA580C"/>
-                <w:sz w:val="16"/>
-              </w:rPr>
-              <w:t>Moyenne</w:t>
-            </w:r>
-          </w:p>
-        </w:tc>
-        <w:tc>
-          <w:tcPr>
-            <w:tcW w:type="dxa" w:w="1247"/>
-          </w:tcPr>
-          <w:p>
-            <w:r>
-              <w:rPr>
-                <w:b/>
-                <w:i w:val="0"/>
-                <w:sz w:val="16"/>
-              </w:rPr>
-              <w:t>S02</w:t>
-              <w:br/>
-            </w:r>
-            <w:r>
-              <w:rPr>
-                <w:b w:val="0"/>
-                <w:i w:val="0"/>
-                <w:color w:val="64748B"/>
-                <w:sz w:val="14"/>
-              </w:rPr>
-              <w:t>Éducation</w:t>
-            </w:r>
-          </w:p>
-        </w:tc>
-        <w:tc>
-          <w:tcPr>
-            <w:tcW w:type="dxa" w:w="1531"/>
-          </w:tcPr>
-          <w:p>
-            <w:r>
-              <w:rPr>
-                <w:b/>
-                <w:i w:val="0"/>
-                <w:color w:val="16A34A"/>
-                <w:sz w:val="16"/>
-              </w:rPr>
-              <w:t>—</w:t>
-            </w:r>
-          </w:p>
-        </w:tc>
-        <w:tc>
-          <w:tcPr>
-            <w:tcW w:type="dxa" w:w="1191"/>
-          </w:tcPr>
-          <w:p>
-            <w:r>
-              <w:rPr>
-                <w:b w:val="0"/>
-                <w:i w:val="0"/>
-                <w:color w:val="64748B"/>
-                <w:sz w:val="16"/>
-              </w:rPr>
-              <w:t>GT-CQ</w:t>
-            </w:r>
-          </w:p>
-        </w:tc>
-        <w:tc>
-          <w:tcPr>
-            <w:tcW w:type="dxa" w:w="4706"/>
-          </w:tcPr>
-          <w:p>
-            <w:r>
-              <w:rPr>
-                <w:b w:val="0"/>
-                <w:i w:val="0"/>
-                <w:sz w:val="17"/>
-              </w:rPr>
-              <w:t>veuillez, s'il vous plait, confirmer les frais de scolarité ( 5000 FCFA) payée de KHADY FALL avec le QG ou apporter les corrections nécessaires.</w:t>
-            </w:r>
-          </w:p>
-        </w:tc>
-      </w:tr>
-      <w:tr>
-        <w:tc>
-          <w:tcPr>
-            <w:tcW w:type="dxa" w:w="964"/>
-          </w:tcPr>
-          <w:p>
-            <w:r>
-              <w:rPr>
-                <w:b/>
-                <w:i w:val="0"/>
-                <w:color w:val="EA580C"/>
-                <w:sz w:val="16"/>
-              </w:rPr>
-              <w:t>Moyenne</w:t>
-            </w:r>
-          </w:p>
-        </w:tc>
-        <w:tc>
-          <w:tcPr>
-            <w:tcW w:type="dxa" w:w="1247"/>
-          </w:tcPr>
-          <w:p>
-            <w:r>
-              <w:rPr>
-                <w:b/>
-                <w:i w:val="0"/>
-                <w:sz w:val="16"/>
-              </w:rPr>
-              <w:t>S02</w:t>
-              <w:br/>
-            </w:r>
-            <w:r>
-              <w:rPr>
-                <w:b w:val="0"/>
-                <w:i w:val="0"/>
-                <w:color w:val="64748B"/>
-                <w:sz w:val="14"/>
-              </w:rPr>
-              <w:t>Éducation</w:t>
-            </w:r>
-          </w:p>
-        </w:tc>
-        <w:tc>
-          <w:tcPr>
-            <w:tcW w:type="dxa" w:w="1531"/>
-          </w:tcPr>
-          <w:p>
-            <w:r>
-              <w:rPr>
-                <w:b/>
-                <w:i w:val="0"/>
-                <w:color w:val="16A34A"/>
-                <w:sz w:val="16"/>
-              </w:rPr>
-              <w:t>s01q63, s00q04, s02q25, s01q00b, s02q17_2, s02q15_2</w:t>
-            </w:r>
-          </w:p>
-        </w:tc>
-        <w:tc>
-          <w:tcPr>
-            <w:tcW w:type="dxa" w:w="1191"/>
-          </w:tcPr>
-          <w:p>
-            <w:r>
-              <w:rPr>
-                <w:b w:val="0"/>
-                <w:i w:val="0"/>
-                <w:color w:val="64748B"/>
-                <w:sz w:val="16"/>
-              </w:rPr>
-              <w:t>GT-CQ</w:t>
-            </w:r>
-          </w:p>
-        </w:tc>
-        <w:tc>
-          <w:tcPr>
-            <w:tcW w:type="dxa" w:w="4706"/>
-          </w:tcPr>
-          <w:p>
-            <w:r>
-              <w:rPr>
-                <w:b w:val="0"/>
-                <w:i w:val="0"/>
-                <w:sz w:val="17"/>
-              </w:rPr>
-              <w:t>Dans les milieux urbains c'est peu probable de voir une école dont les élèves ou étudiants ne dépensent pas en frais d'uniformes, prière de verifier pour KHADY FALL qui fréquente 2ème année de Primaire et corriger ou confirmer avec le QG.</w:t>
-            </w:r>
-          </w:p>
-        </w:tc>
-      </w:tr>
-      <w:tr>
-        <w:tc>
-          <w:tcPr>
-            <w:tcW w:type="dxa" w:w="964"/>
-          </w:tcPr>
-          <w:p>
-            <w:r>
-              <w:rPr>
-                <w:b/>
-                <w:i w:val="0"/>
-                <w:color w:val="EA580C"/>
-                <w:sz w:val="16"/>
-              </w:rPr>
-              <w:t>Moyenne</w:t>
-            </w:r>
-          </w:p>
-        </w:tc>
-        <w:tc>
-          <w:tcPr>
-            <w:tcW w:type="dxa" w:w="1247"/>
-          </w:tcPr>
-          <w:p>
-            <w:r>
-              <w:rPr>
-                <w:b/>
-                <w:i w:val="0"/>
-                <w:sz w:val="16"/>
-              </w:rPr>
-              <w:t>S02</w:t>
-              <w:br/>
-            </w:r>
-            <w:r>
-              <w:rPr>
-                <w:b w:val="0"/>
-                <w:i w:val="0"/>
-                <w:color w:val="64748B"/>
-                <w:sz w:val="14"/>
-              </w:rPr>
-              <w:t>Éducation</w:t>
-            </w:r>
-          </w:p>
-        </w:tc>
-        <w:tc>
-          <w:tcPr>
-            <w:tcW w:type="dxa" w:w="1531"/>
-          </w:tcPr>
-          <w:p>
-            <w:r>
-              <w:rPr>
-                <w:b/>
-                <w:i w:val="0"/>
-                <w:color w:val="16A34A"/>
-                <w:sz w:val="16"/>
-              </w:rPr>
-              <w:t>—</w:t>
-            </w:r>
-          </w:p>
-        </w:tc>
-        <w:tc>
-          <w:tcPr>
-            <w:tcW w:type="dxa" w:w="1191"/>
-          </w:tcPr>
-          <w:p>
-            <w:r>
-              <w:rPr>
-                <w:b w:val="0"/>
-                <w:i w:val="0"/>
-                <w:color w:val="64748B"/>
-                <w:sz w:val="16"/>
-              </w:rPr>
-              <w:t>GT-CQ</w:t>
-            </w:r>
-          </w:p>
-        </w:tc>
-        <w:tc>
-          <w:tcPr>
-            <w:tcW w:type="dxa" w:w="4706"/>
-          </w:tcPr>
-          <w:p>
-            <w:r>
-              <w:rPr>
-                <w:b w:val="0"/>
-                <w:i w:val="0"/>
-                <w:sz w:val="17"/>
-              </w:rPr>
               <w:t>Prière de corriger ou confirmer cette information avec le QG.</w:t>
-            </w:r>
-          </w:p>
-        </w:tc>
-      </w:tr>
-      <w:tr>
-        <w:tc>
-          <w:tcPr>
-            <w:tcW w:type="dxa" w:w="964"/>
-          </w:tcPr>
-          <w:p>
-            <w:r>
-              <w:rPr>
-                <w:b/>
-                <w:i w:val="0"/>
-                <w:color w:val="EA580C"/>
-                <w:sz w:val="16"/>
-              </w:rPr>
-              <w:t>Moyenne</w:t>
-            </w:r>
-          </w:p>
-        </w:tc>
-        <w:tc>
-          <w:tcPr>
-            <w:tcW w:type="dxa" w:w="1247"/>
-          </w:tcPr>
-          <w:p>
-            <w:r>
-              <w:rPr>
-                <w:b/>
-                <w:i w:val="0"/>
-                <w:sz w:val="16"/>
-              </w:rPr>
-              <w:t>S02</w:t>
-              <w:br/>
-            </w:r>
-            <w:r>
-              <w:rPr>
-                <w:b w:val="0"/>
-                <w:i w:val="0"/>
-                <w:color w:val="64748B"/>
-                <w:sz w:val="14"/>
-              </w:rPr>
-              <w:t>Éducation</w:t>
-            </w:r>
-          </w:p>
-        </w:tc>
-        <w:tc>
-          <w:tcPr>
-            <w:tcW w:type="dxa" w:w="1531"/>
-          </w:tcPr>
-          <w:p>
-            <w:r>
-              <w:rPr>
-                <w:b/>
-                <w:i w:val="0"/>
-                <w:color w:val="16A34A"/>
-                <w:sz w:val="16"/>
-              </w:rPr>
-              <w:t>—</w:t>
-            </w:r>
-          </w:p>
-        </w:tc>
-        <w:tc>
-          <w:tcPr>
-            <w:tcW w:type="dxa" w:w="1191"/>
-          </w:tcPr>
-          <w:p>
-            <w:r>
-              <w:rPr>
-                <w:b w:val="0"/>
-                <w:i w:val="0"/>
-                <w:color w:val="64748B"/>
-                <w:sz w:val="16"/>
-              </w:rPr>
-              <w:t>GT-CQ</w:t>
-            </w:r>
-          </w:p>
-        </w:tc>
-        <w:tc>
-          <w:tcPr>
-            <w:tcW w:type="dxa" w:w="4706"/>
-          </w:tcPr>
-          <w:p>
-            <w:r>
-              <w:rPr>
-                <w:b w:val="0"/>
-                <w:i w:val="0"/>
-                <w:sz w:val="17"/>
-              </w:rPr>
-              <w:t>veuillez, s'il vous plait, confirmer les frais de scolarité ( 5000 FCFA) payée de SOKHNA DIARRA FALL avec le QG ou apporter les corrections nécessaires.</w:t>
             </w:r>
           </w:p>
         </w:tc>
